--- a/docs/transferai-admin/word/TransferAI_Africa_Site_Knowledge_Base_2026-04-11.docx
+++ b/docs/transferai-admin/word/TransferAI_Africa_Site_Knowledge_Base_2026-04-11.docx
@@ -494,6 +494,17 @@
           <w:sz w:val="24"/>
           <w:sz-cs w:val="24"/>
         </w:rPr>
+        <w:t xml:space="preserve">- parler à un expert IA</w:t>
+      </w:r>
+    </w:p>
+    <w:p>
+      <w:pPr/>
+      <w:r>
+        <w:rPr>
+          <w:rFonts w:ascii="Helvetica Light" w:hAnsi="Helvetica Light" w:cs="Helvetica Light"/>
+          <w:sz w:val="24"/>
+          <w:sz-cs w:val="24"/>
+        </w:rPr>
         <w:t xml:space="preserve">- demander un devis ou un accompagnement entreprise</w:t>
       </w:r>
     </w:p>
@@ -505,6 +516,17 @@
           <w:sz w:val="24"/>
           <w:sz-cs w:val="24"/>
         </w:rPr>
+        <w:t xml:space="preserve">- demander un catalogue domaine</w:t>
+      </w:r>
+    </w:p>
+    <w:p>
+      <w:pPr/>
+      <w:r>
+        <w:rPr>
+          <w:rFonts w:ascii="Helvetica Light" w:hAnsi="Helvetica Light" w:cs="Helvetica Light"/>
+          <w:sz w:val="24"/>
+          <w:sz-cs w:val="24"/>
+        </w:rPr>
         <w:t xml:space="preserve">- consulter des contenus IA fiables</w:t>
       </w:r>
     </w:p>
@@ -1055,6 +1077,28 @@
           <w:sz w:val="24"/>
           <w:sz-cs w:val="24"/>
         </w:rPr>
+        <w:t xml:space="preserve">- `/catalogues-domaines` : hub des catalogues par domaine</w:t>
+      </w:r>
+    </w:p>
+    <w:p>
+      <w:pPr/>
+      <w:r>
+        <w:rPr>
+          <w:rFonts w:ascii="Helvetica Light" w:hAnsi="Helvetica Light" w:cs="Helvetica Light"/>
+          <w:sz w:val="24"/>
+          <w:sz-cs w:val="24"/>
+        </w:rPr>
+        <w:t xml:space="preserve">- `/catalogues-domaines/:slug` : catalogue sectoriel individuel</w:t>
+      </w:r>
+    </w:p>
+    <w:p>
+      <w:pPr/>
+      <w:r>
+        <w:rPr>
+          <w:rFonts w:ascii="Helvetica Light" w:hAnsi="Helvetica Light" w:cs="Helvetica Light"/>
+          <w:sz w:val="24"/>
+          <w:sz-cs w:val="24"/>
+        </w:rPr>
         <w:t xml:space="preserve">- `/parcours` : trajectoires guidées selon profil</w:t>
       </w:r>
     </w:p>
@@ -1110,6 +1154,17 @@
           <w:sz w:val="24"/>
           <w:sz-cs w:val="24"/>
         </w:rPr>
+        <w:t xml:space="preserve">- `/audit-ia-gratuit` : formulaire et parcours d'audit IA</w:t>
+      </w:r>
+    </w:p>
+    <w:p>
+      <w:pPr/>
+      <w:r>
+        <w:rPr>
+          <w:rFonts w:ascii="Helvetica Light" w:hAnsi="Helvetica Light" w:cs="Helvetica Light"/>
+          <w:sz w:val="24"/>
+          <w:sz-cs w:val="24"/>
+        </w:rPr>
         <w:t xml:space="preserve">- `/blog` : hub ressources et veille</w:t>
       </w:r>
     </w:p>
@@ -2683,7 +2738,634 @@
           <w:sz w:val="24"/>
           <w:sz-cs w:val="24"/>
         </w:rPr>
-        <w:t xml:space="preserve">## 9. Matrice des outils IA</w:t>
+        <w:t xml:space="preserve">## 8.1. Logique actuelle de la page Contact</w:t>
+      </w:r>
+    </w:p>
+    <w:p>
+      <w:pPr/>
+      <w:r>
+        <w:rPr>
+          <w:rFonts w:ascii="Helvetica Light" w:hAnsi="Helvetica Light" w:cs="Helvetica Light"/>
+          <w:sz w:val="24"/>
+          <w:sz-cs w:val="24"/>
+        </w:rPr>
+        <w:t xml:space="preserve"/>
+      </w:r>
+    </w:p>
+    <w:p>
+      <w:pPr/>
+      <w:r>
+        <w:rPr>
+          <w:rFonts w:ascii="Helvetica Light" w:hAnsi="Helvetica Light" w:cs="Helvetica Light"/>
+          <w:sz w:val="24"/>
+          <w:sz-cs w:val="24"/>
+        </w:rPr>
+        <w:t xml:space="preserve">La page `Contact` a été recadrée pour éviter une entrée trop confuse.</w:t>
+      </w:r>
+    </w:p>
+    <w:p>
+      <w:pPr/>
+      <w:r>
+        <w:rPr>
+          <w:rFonts w:ascii="Helvetica Light" w:hAnsi="Helvetica Light" w:cs="Helvetica Light"/>
+          <w:sz w:val="24"/>
+          <w:sz-cs w:val="24"/>
+        </w:rPr>
+        <w:t xml:space="preserve"/>
+      </w:r>
+    </w:p>
+    <w:p>
+      <w:pPr/>
+      <w:r>
+        <w:rPr>
+          <w:rFonts w:ascii="Helvetica Light" w:hAnsi="Helvetica Light" w:cs="Helvetica Light"/>
+          <w:sz w:val="24"/>
+          <w:sz-cs w:val="24"/>
+        </w:rPr>
+        <w:t xml:space="preserve">La porte d'entrée publique de référence est désormais :</w:t>
+      </w:r>
+    </w:p>
+    <w:p>
+      <w:pPr/>
+      <w:r>
+        <w:rPr>
+          <w:rFonts w:ascii="Helvetica Light" w:hAnsi="Helvetica Light" w:cs="Helvetica Light"/>
+          <w:sz w:val="24"/>
+          <w:sz-cs w:val="24"/>
+        </w:rPr>
+        <w:t xml:space="preserve">- `Parler à un expert IA`</w:t>
+      </w:r>
+    </w:p>
+    <w:p>
+      <w:pPr/>
+      <w:r>
+        <w:rPr>
+          <w:rFonts w:ascii="Helvetica Light" w:hAnsi="Helvetica Light" w:cs="Helvetica Light"/>
+          <w:sz w:val="24"/>
+          <w:sz-cs w:val="24"/>
+        </w:rPr>
+        <w:t xml:space="preserve"/>
+      </w:r>
+    </w:p>
+    <w:p>
+      <w:pPr/>
+      <w:r>
+        <w:rPr>
+          <w:rFonts w:ascii="Helvetica Light" w:hAnsi="Helvetica Light" w:cs="Helvetica Light"/>
+          <w:sz w:val="24"/>
+          <w:sz-cs w:val="24"/>
+        </w:rPr>
+        <w:t xml:space="preserve">La logique associée est :</w:t>
+      </w:r>
+    </w:p>
+    <w:p>
+      <w:pPr/>
+      <w:r>
+        <w:rPr>
+          <w:rFonts w:ascii="Helvetica Light" w:hAnsi="Helvetica Light" w:cs="Helvetica Light"/>
+          <w:sz w:val="24"/>
+          <w:sz-cs w:val="24"/>
+        </w:rPr>
+        <w:t xml:space="preserve">- CTA home plus simple</w:t>
+      </w:r>
+    </w:p>
+    <w:p>
+      <w:pPr/>
+      <w:r>
+        <w:rPr>
+          <w:rFonts w:ascii="Helvetica Light" w:hAnsi="Helvetica Light" w:cs="Helvetica Light"/>
+          <w:sz w:val="24"/>
+          <w:sz-cs w:val="24"/>
+        </w:rPr>
+        <w:t xml:space="preserve">- titre formulaire plus neutre et plus premium</w:t>
+      </w:r>
+    </w:p>
+    <w:p>
+      <w:pPr/>
+      <w:r>
+        <w:rPr>
+          <w:rFonts w:ascii="Helvetica Light" w:hAnsi="Helvetica Light" w:cs="Helvetica Light"/>
+          <w:sz w:val="24"/>
+          <w:sz-cs w:val="24"/>
+        </w:rPr>
+        <w:t xml:space="preserve">- champ principal renommé en `Domaine ou formation visée`</w:t>
+      </w:r>
+    </w:p>
+    <w:p>
+      <w:pPr/>
+      <w:r>
+        <w:rPr>
+          <w:rFonts w:ascii="Helvetica Light" w:hAnsi="Helvetica Light" w:cs="Helvetica Light"/>
+          <w:sz w:val="24"/>
+          <w:sz-cs w:val="24"/>
+        </w:rPr>
+        <w:t xml:space="preserve">- bouton d'envoi simplifié en `Envoyer ma demande`</w:t>
+      </w:r>
+    </w:p>
+    <w:p>
+      <w:pPr/>
+      <w:r>
+        <w:rPr>
+          <w:rFonts w:ascii="Helvetica Light" w:hAnsi="Helvetica Light" w:cs="Helvetica Light"/>
+          <w:sz w:val="24"/>
+          <w:sz-cs w:val="24"/>
+        </w:rPr>
+        <w:t xml:space="preserve"/>
+      </w:r>
+    </w:p>
+    <w:p>
+      <w:pPr/>
+      <w:r>
+        <w:rPr>
+          <w:rFonts w:ascii="Helvetica Light" w:hAnsi="Helvetica Light" w:cs="Helvetica Light"/>
+          <w:sz w:val="24"/>
+          <w:sz-cs w:val="24"/>
+        </w:rPr>
+        <w:t xml:space="preserve">Des variantes existent ensuite selon l'intention :</w:t>
+      </w:r>
+    </w:p>
+    <w:p>
+      <w:pPr/>
+      <w:r>
+        <w:rPr>
+          <w:rFonts w:ascii="Helvetica Light" w:hAnsi="Helvetica Light" w:cs="Helvetica Light"/>
+          <w:sz w:val="24"/>
+          <w:sz-cs w:val="24"/>
+        </w:rPr>
+        <w:t xml:space="preserve">- référencement partenaire</w:t>
+      </w:r>
+    </w:p>
+    <w:p>
+      <w:pPr/>
+      <w:r>
+        <w:rPr>
+          <w:rFonts w:ascii="Helvetica Light" w:hAnsi="Helvetica Light" w:cs="Helvetica Light"/>
+          <w:sz w:val="24"/>
+          <w:sz-cs w:val="24"/>
+        </w:rPr>
+        <w:t xml:space="preserve">- partenariat stratégique</w:t>
+      </w:r>
+    </w:p>
+    <w:p>
+      <w:pPr/>
+      <w:r>
+        <w:rPr>
+          <w:rFonts w:ascii="Helvetica Light" w:hAnsi="Helvetica Light" w:cs="Helvetica Light"/>
+          <w:sz w:val="24"/>
+          <w:sz-cs w:val="24"/>
+        </w:rPr>
+        <w:t xml:space="preserve">- demande de catalogue</w:t>
+      </w:r>
+    </w:p>
+    <w:p>
+      <w:pPr/>
+      <w:r>
+        <w:rPr>
+          <w:rFonts w:ascii="Helvetica Light" w:hAnsi="Helvetica Light" w:cs="Helvetica Light"/>
+          <w:sz w:val="24"/>
+          <w:sz-cs w:val="24"/>
+        </w:rPr>
+        <w:t xml:space="preserve">- demande d'inscription</w:t>
+      </w:r>
+    </w:p>
+    <w:p>
+      <w:pPr/>
+      <w:r>
+        <w:rPr>
+          <w:rFonts w:ascii="Helvetica Light" w:hAnsi="Helvetica Light" w:cs="Helvetica Light"/>
+          <w:sz w:val="24"/>
+          <w:sz-cs w:val="24"/>
+        </w:rPr>
+        <w:t xml:space="preserve">- demande de formation ou d'accompagnement</w:t>
+      </w:r>
+    </w:p>
+    <w:p>
+      <w:pPr/>
+      <w:r>
+        <w:rPr>
+          <w:rFonts w:ascii="Helvetica Light" w:hAnsi="Helvetica Light" w:cs="Helvetica Light"/>
+          <w:sz w:val="24"/>
+          <w:sz-cs w:val="24"/>
+        </w:rPr>
+        <w:t xml:space="preserve"/>
+      </w:r>
+    </w:p>
+    <w:p>
+      <w:pPr/>
+      <w:r>
+        <w:rPr>
+          <w:rFonts w:ascii="Helvetica Light" w:hAnsi="Helvetica Light" w:cs="Helvetica Light"/>
+          <w:sz w:val="24"/>
+          <w:sz-cs w:val="24"/>
+        </w:rPr>
+        <w:t xml:space="preserve">Le but n'est plus de montrer trop d'options au visiteur, mais de :</w:t>
+      </w:r>
+    </w:p>
+    <w:p>
+      <w:pPr/>
+      <w:r>
+        <w:rPr>
+          <w:rFonts w:ascii="Helvetica Light" w:hAnsi="Helvetica Light" w:cs="Helvetica Light"/>
+          <w:sz w:val="24"/>
+          <w:sz-cs w:val="24"/>
+        </w:rPr>
+        <w:t xml:space="preserve">- capter le besoin réel</w:t>
+      </w:r>
+    </w:p>
+    <w:p>
+      <w:pPr/>
+      <w:r>
+        <w:rPr>
+          <w:rFonts w:ascii="Helvetica Light" w:hAnsi="Helvetica Light" w:cs="Helvetica Light"/>
+          <w:sz w:val="24"/>
+          <w:sz-cs w:val="24"/>
+        </w:rPr>
+        <w:t xml:space="preserve">- reformuler intelligemment ce besoin</w:t>
+      </w:r>
+    </w:p>
+    <w:p>
+      <w:pPr/>
+      <w:r>
+        <w:rPr>
+          <w:rFonts w:ascii="Helvetica Light" w:hAnsi="Helvetica Light" w:cs="Helvetica Light"/>
+          <w:sz w:val="24"/>
+          <w:sz-cs w:val="24"/>
+        </w:rPr>
+        <w:t xml:space="preserve">- déclencher la bonne réponse email</w:t>
+      </w:r>
+    </w:p>
+    <w:p>
+      <w:pPr/>
+      <w:r>
+        <w:rPr>
+          <w:rFonts w:ascii="Helvetica Light" w:hAnsi="Helvetica Light" w:cs="Helvetica Light"/>
+          <w:sz w:val="24"/>
+          <w:sz-cs w:val="24"/>
+        </w:rPr>
+        <w:t xml:space="preserve">- orienter ensuite vers la prochaine étape utile</w:t>
+      </w:r>
+    </w:p>
+    <w:p>
+      <w:pPr/>
+      <w:r>
+        <w:rPr>
+          <w:rFonts w:ascii="Helvetica Light" w:hAnsi="Helvetica Light" w:cs="Helvetica Light"/>
+          <w:sz w:val="24"/>
+          <w:sz-cs w:val="24"/>
+        </w:rPr>
+        <w:t xml:space="preserve"/>
+      </w:r>
+    </w:p>
+    <w:p>
+      <w:pPr/>
+      <w:r>
+        <w:rPr>
+          <w:rFonts w:ascii="Helvetica Light" w:hAnsi="Helvetica Light" w:cs="Helvetica Light"/>
+          <w:sz w:val="24"/>
+          <w:sz-cs w:val="24"/>
+        </w:rPr>
+        <w:t xml:space="preserve">## 9. Emails transactionnels prospects</w:t>
+      </w:r>
+    </w:p>
+    <w:p>
+      <w:pPr/>
+      <w:r>
+        <w:rPr>
+          <w:rFonts w:ascii="Helvetica Light" w:hAnsi="Helvetica Light" w:cs="Helvetica Light"/>
+          <w:sz w:val="24"/>
+          <w:sz-cs w:val="24"/>
+        </w:rPr>
+        <w:t xml:space="preserve"/>
+      </w:r>
+    </w:p>
+    <w:p>
+      <w:pPr/>
+      <w:r>
+        <w:rPr>
+          <w:rFonts w:ascii="Helvetica Light" w:hAnsi="Helvetica Light" w:cs="Helvetica Light"/>
+          <w:sz w:val="24"/>
+          <w:sz-cs w:val="24"/>
+        </w:rPr>
+        <w:t xml:space="preserve">Les emails prospects sont désormais pensés comme une couche de conversion et non comme de simples accusés techniques.</w:t>
+      </w:r>
+    </w:p>
+    <w:p>
+      <w:pPr/>
+      <w:r>
+        <w:rPr>
+          <w:rFonts w:ascii="Helvetica Light" w:hAnsi="Helvetica Light" w:cs="Helvetica Light"/>
+          <w:sz w:val="24"/>
+          <w:sz-cs w:val="24"/>
+        </w:rPr>
+        <w:t xml:space="preserve"/>
+      </w:r>
+    </w:p>
+    <w:p>
+      <w:pPr/>
+      <w:r>
+        <w:rPr>
+          <w:rFonts w:ascii="Helvetica Light" w:hAnsi="Helvetica Light" w:cs="Helvetica Light"/>
+          <w:sz w:val="24"/>
+          <w:sz-cs w:val="24"/>
+        </w:rPr>
+        <w:t xml:space="preserve">Ils doivent :</w:t>
+      </w:r>
+    </w:p>
+    <w:p>
+      <w:pPr/>
+      <w:r>
+        <w:rPr>
+          <w:rFonts w:ascii="Helvetica Light" w:hAnsi="Helvetica Light" w:cs="Helvetica Light"/>
+          <w:sz w:val="24"/>
+          <w:sz-cs w:val="24"/>
+        </w:rPr>
+        <w:t xml:space="preserve">- confirmer clairement ce qui a été compris</w:t>
+      </w:r>
+    </w:p>
+    <w:p>
+      <w:pPr/>
+      <w:r>
+        <w:rPr>
+          <w:rFonts w:ascii="Helvetica Light" w:hAnsi="Helvetica Light" w:cs="Helvetica Light"/>
+          <w:sz w:val="24"/>
+          <w:sz-cs w:val="24"/>
+        </w:rPr>
+        <w:t xml:space="preserve">- éviter les CTA non pertinents</w:t>
+      </w:r>
+    </w:p>
+    <w:p>
+      <w:pPr/>
+      <w:r>
+        <w:rPr>
+          <w:rFonts w:ascii="Helvetica Light" w:hAnsi="Helvetica Light" w:cs="Helvetica Light"/>
+          <w:sz w:val="24"/>
+          <w:sz-cs w:val="24"/>
+        </w:rPr>
+        <w:t xml:space="preserve">- annoncer la prochaine étape logique</w:t>
+      </w:r>
+    </w:p>
+    <w:p>
+      <w:pPr/>
+      <w:r>
+        <w:rPr>
+          <w:rFonts w:ascii="Helvetica Light" w:hAnsi="Helvetica Light" w:cs="Helvetica Light"/>
+          <w:sz w:val="24"/>
+          <w:sz-cs w:val="24"/>
+        </w:rPr>
+        <w:t xml:space="preserve">- garder une tonalité simple, professionnelle et orientée action</w:t>
+      </w:r>
+    </w:p>
+    <w:p>
+      <w:pPr/>
+      <w:r>
+        <w:rPr>
+          <w:rFonts w:ascii="Helvetica Light" w:hAnsi="Helvetica Light" w:cs="Helvetica Light"/>
+          <w:sz w:val="24"/>
+          <w:sz-cs w:val="24"/>
+        </w:rPr>
+        <w:t xml:space="preserve"/>
+      </w:r>
+    </w:p>
+    <w:p>
+      <w:pPr/>
+      <w:r>
+        <w:rPr>
+          <w:rFonts w:ascii="Helvetica Light" w:hAnsi="Helvetica Light" w:cs="Helvetica Light"/>
+          <w:sz w:val="24"/>
+          <w:sz-cs w:val="24"/>
+        </w:rPr>
+        <w:t xml:space="preserve">Exemples :</w:t>
+      </w:r>
+    </w:p>
+    <w:p>
+      <w:pPr/>
+      <w:r>
+        <w:rPr>
+          <w:rFonts w:ascii="Helvetica Light" w:hAnsi="Helvetica Light" w:cs="Helvetica Light"/>
+          <w:sz w:val="24"/>
+          <w:sz-cs w:val="24"/>
+        </w:rPr>
+        <w:t xml:space="preserve">- une inscription formation reçoit un accusé de réception propre centré sur la candidature</w:t>
+      </w:r>
+    </w:p>
+    <w:p>
+      <w:pPr/>
+      <w:r>
+        <w:rPr>
+          <w:rFonts w:ascii="Helvetica Light" w:hAnsi="Helvetica Light" w:cs="Helvetica Light"/>
+          <w:sz w:val="24"/>
+          <w:sz-cs w:val="24"/>
+        </w:rPr>
+        <w:t xml:space="preserve">- une demande catalogue peut conduire vers un accès immédiat au bon catalogue</w:t>
+      </w:r>
+    </w:p>
+    <w:p>
+      <w:pPr/>
+      <w:r>
+        <w:rPr>
+          <w:rFonts w:ascii="Helvetica Light" w:hAnsi="Helvetica Light" w:cs="Helvetica Light"/>
+          <w:sz w:val="24"/>
+          <w:sz-cs w:val="24"/>
+        </w:rPr>
+        <w:t xml:space="preserve">- un partenariat stratégique ne doit pas être présenté comme un simple référencement</w:t>
+      </w:r>
+    </w:p>
+    <w:p>
+      <w:pPr/>
+      <w:r>
+        <w:rPr>
+          <w:rFonts w:ascii="Helvetica Light" w:hAnsi="Helvetica Light" w:cs="Helvetica Light"/>
+          <w:sz w:val="24"/>
+          <w:sz-cs w:val="24"/>
+        </w:rPr>
+        <w:t xml:space="preserve">- une demande formation bien formulée doit recevoir une réponse utile sans imposer un rendez-vous ambigu</w:t>
+      </w:r>
+    </w:p>
+    <w:p>
+      <w:pPr/>
+      <w:r>
+        <w:rPr>
+          <w:rFonts w:ascii="Helvetica Light" w:hAnsi="Helvetica Light" w:cs="Helvetica Light"/>
+          <w:sz w:val="24"/>
+          <w:sz-cs w:val="24"/>
+        </w:rPr>
+        <w:t xml:space="preserve"/>
+      </w:r>
+    </w:p>
+    <w:p>
+      <w:pPr/>
+      <w:r>
+        <w:rPr>
+          <w:rFonts w:ascii="Helvetica Light" w:hAnsi="Helvetica Light" w:cs="Helvetica Light"/>
+          <w:sz w:val="24"/>
+          <w:sz-cs w:val="24"/>
+        </w:rPr>
+        <w:t xml:space="preserve">## 9.1. Logique catalogue</w:t>
+      </w:r>
+    </w:p>
+    <w:p>
+      <w:pPr/>
+      <w:r>
+        <w:rPr>
+          <w:rFonts w:ascii="Helvetica Light" w:hAnsi="Helvetica Light" w:cs="Helvetica Light"/>
+          <w:sz w:val="24"/>
+          <w:sz-cs w:val="24"/>
+        </w:rPr>
+        <w:t xml:space="preserve"/>
+      </w:r>
+    </w:p>
+    <w:p>
+      <w:pPr/>
+      <w:r>
+        <w:rPr>
+          <w:rFonts w:ascii="Helvetica Light" w:hAnsi="Helvetica Light" w:cs="Helvetica Light"/>
+          <w:sz w:val="24"/>
+          <w:sz-cs w:val="24"/>
+        </w:rPr>
+        <w:t xml:space="preserve">Le parcours catalogue a été renforcé pour devenir une vraie brique commerciale.</w:t>
+      </w:r>
+    </w:p>
+    <w:p>
+      <w:pPr/>
+      <w:r>
+        <w:rPr>
+          <w:rFonts w:ascii="Helvetica Light" w:hAnsi="Helvetica Light" w:cs="Helvetica Light"/>
+          <w:sz w:val="24"/>
+          <w:sz-cs w:val="24"/>
+        </w:rPr>
+        <w:t xml:space="preserve"/>
+      </w:r>
+    </w:p>
+    <w:p>
+      <w:pPr/>
+      <w:r>
+        <w:rPr>
+          <w:rFonts w:ascii="Helvetica Light" w:hAnsi="Helvetica Light" w:cs="Helvetica Light"/>
+          <w:sz w:val="24"/>
+          <w:sz-cs w:val="24"/>
+        </w:rPr>
+        <w:t xml:space="preserve">Objectif :</w:t>
+      </w:r>
+    </w:p>
+    <w:p>
+      <w:pPr/>
+      <w:r>
+        <w:rPr>
+          <w:rFonts w:ascii="Helvetica Light" w:hAnsi="Helvetica Light" w:cs="Helvetica Light"/>
+          <w:sz w:val="24"/>
+          <w:sz-cs w:val="24"/>
+        </w:rPr>
+        <w:t xml:space="preserve">- donner rapidement au prospect le bon catalogue sectoriel</w:t>
+      </w:r>
+    </w:p>
+    <w:p>
+      <w:pPr/>
+      <w:r>
+        <w:rPr>
+          <w:rFonts w:ascii="Helvetica Light" w:hAnsi="Helvetica Light" w:cs="Helvetica Light"/>
+          <w:sz w:val="24"/>
+          <w:sz-cs w:val="24"/>
+        </w:rPr>
+        <w:t xml:space="preserve">- éviter de le renvoyer dans un parcours trop flou</w:t>
+      </w:r>
+    </w:p>
+    <w:p>
+      <w:pPr/>
+      <w:r>
+        <w:rPr>
+          <w:rFonts w:ascii="Helvetica Light" w:hAnsi="Helvetica Light" w:cs="Helvetica Light"/>
+          <w:sz w:val="24"/>
+          <w:sz-cs w:val="24"/>
+        </w:rPr>
+        <w:t xml:space="preserve">- proposer ensuite une suite logique : lecture web, PDF, audit ou échange si besoin</w:t>
+      </w:r>
+    </w:p>
+    <w:p>
+      <w:pPr/>
+      <w:r>
+        <w:rPr>
+          <w:rFonts w:ascii="Helvetica Light" w:hAnsi="Helvetica Light" w:cs="Helvetica Light"/>
+          <w:sz w:val="24"/>
+          <w:sz-cs w:val="24"/>
+        </w:rPr>
+        <w:t xml:space="preserve"/>
+      </w:r>
+    </w:p>
+    <w:p>
+      <w:pPr/>
+      <w:r>
+        <w:rPr>
+          <w:rFonts w:ascii="Helvetica Light" w:hAnsi="Helvetica Light" w:cs="Helvetica Light"/>
+          <w:sz w:val="24"/>
+          <w:sz-cs w:val="24"/>
+        </w:rPr>
+        <w:t xml:space="preserve">Le bon comportement attendu :</w:t>
+      </w:r>
+    </w:p>
+    <w:p>
+      <w:pPr/>
+      <w:r>
+        <w:rPr>
+          <w:rFonts w:ascii="Helvetica Light" w:hAnsi="Helvetica Light" w:cs="Helvetica Light"/>
+          <w:sz w:val="24"/>
+          <w:sz-cs w:val="24"/>
+        </w:rPr>
+        <w:t xml:space="preserve">- accusé de réception clair</w:t>
+      </w:r>
+    </w:p>
+    <w:p>
+      <w:pPr/>
+      <w:r>
+        <w:rPr>
+          <w:rFonts w:ascii="Helvetica Light" w:hAnsi="Helvetica Light" w:cs="Helvetica Light"/>
+          <w:sz w:val="24"/>
+          <w:sz-cs w:val="24"/>
+        </w:rPr>
+        <w:t xml:space="preserve">- réponse enrichie quand le besoin est assez structuré</w:t>
+      </w:r>
+    </w:p>
+    <w:p>
+      <w:pPr/>
+      <w:r>
+        <w:rPr>
+          <w:rFonts w:ascii="Helvetica Light" w:hAnsi="Helvetica Light" w:cs="Helvetica Light"/>
+          <w:sz w:val="24"/>
+          <w:sz-cs w:val="24"/>
+        </w:rPr>
+        <w:t xml:space="preserve">- accès direct au bon catalogue domaine</w:t>
+      </w:r>
+    </w:p>
+    <w:p>
+      <w:pPr/>
+      <w:r>
+        <w:rPr>
+          <w:rFonts w:ascii="Helvetica Light" w:hAnsi="Helvetica Light" w:cs="Helvetica Light"/>
+          <w:sz w:val="24"/>
+          <w:sz-cs w:val="24"/>
+        </w:rPr>
+        <w:t xml:space="preserve">- ton orienté formation, pas prise de rendez-vous forcée</w:t>
+      </w:r>
+    </w:p>
+    <w:p>
+      <w:pPr/>
+      <w:r>
+        <w:rPr>
+          <w:rFonts w:ascii="Helvetica Light" w:hAnsi="Helvetica Light" w:cs="Helvetica Light"/>
+          <w:sz w:val="24"/>
+          <w:sz-cs w:val="24"/>
+        </w:rPr>
+        <w:t xml:space="preserve"/>
+      </w:r>
+    </w:p>
+    <w:p>
+      <w:pPr/>
+      <w:r>
+        <w:rPr>
+          <w:rFonts w:ascii="Helvetica Light" w:hAnsi="Helvetica Light" w:cs="Helvetica Light"/>
+          <w:sz w:val="24"/>
+          <w:sz-cs w:val="24"/>
+        </w:rPr>
+        <w:t xml:space="preserve">## 10. Matrice des outils IA</w:t>
       </w:r>
     </w:p>
     <w:p>
@@ -3827,6 +4509,127 @@
           <w:sz w:val="24"/>
           <w:sz-cs w:val="24"/>
         </w:rPr>
+        <w:t xml:space="preserve">## 12.2. Liens profonds sensibles à surveiller</w:t>
+      </w:r>
+    </w:p>
+    <w:p>
+      <w:pPr/>
+      <w:r>
+        <w:rPr>
+          <w:rFonts w:ascii="Helvetica Light" w:hAnsi="Helvetica Light" w:cs="Helvetica Light"/>
+          <w:sz w:val="24"/>
+          <w:sz-cs w:val="24"/>
+        </w:rPr>
+        <w:t xml:space="preserve"/>
+      </w:r>
+    </w:p>
+    <w:p>
+      <w:pPr/>
+      <w:r>
+        <w:rPr>
+          <w:rFonts w:ascii="Helvetica Light" w:hAnsi="Helvetica Light" w:cs="Helvetica Light"/>
+          <w:sz w:val="24"/>
+          <w:sz-cs w:val="24"/>
+        </w:rPr>
+        <w:t xml:space="preserve">Les liens suivants doivent rester testables après chaque déploiement car ils sont utilisés dans des parcours réels :</w:t>
+      </w:r>
+    </w:p>
+    <w:p>
+      <w:pPr/>
+      <w:r>
+        <w:rPr>
+          <w:rFonts w:ascii="Helvetica Light" w:hAnsi="Helvetica Light" w:cs="Helvetica Light"/>
+          <w:sz w:val="24"/>
+          <w:sz-cs w:val="24"/>
+        </w:rPr>
+        <w:t xml:space="preserve">- `/contact?intent=demande-referencement`</w:t>
+      </w:r>
+    </w:p>
+    <w:p>
+      <w:pPr/>
+      <w:r>
+        <w:rPr>
+          <w:rFonts w:ascii="Helvetica Light" w:hAnsi="Helvetica Light" w:cs="Helvetica Light"/>
+          <w:sz w:val="24"/>
+          <w:sz-cs w:val="24"/>
+        </w:rPr>
+        <w:t xml:space="preserve">- `/contact?intent=demande-renseignement&amp;domain=Partenariat%20strategique`</w:t>
+      </w:r>
+    </w:p>
+    <w:p>
+      <w:pPr/>
+      <w:r>
+        <w:rPr>
+          <w:rFonts w:ascii="Helvetica Light" w:hAnsi="Helvetica Light" w:cs="Helvetica Light"/>
+          <w:sz w:val="24"/>
+          <w:sz-cs w:val="24"/>
+        </w:rPr>
+        <w:t xml:space="preserve">- `/contact?intent=demande-catalogue&amp;domain=...`</w:t>
+      </w:r>
+    </w:p>
+    <w:p>
+      <w:pPr/>
+      <w:r>
+        <w:rPr>
+          <w:rFonts w:ascii="Helvetica Light" w:hAnsi="Helvetica Light" w:cs="Helvetica Light"/>
+          <w:sz w:val="24"/>
+          <w:sz-cs w:val="24"/>
+        </w:rPr>
+        <w:t xml:space="preserve">- `/contact?intent=demande-renseignement`</w:t>
+      </w:r>
+    </w:p>
+    <w:p>
+      <w:pPr/>
+      <w:r>
+        <w:rPr>
+          <w:rFonts w:ascii="Helvetica Light" w:hAnsi="Helvetica Light" w:cs="Helvetica Light"/>
+          <w:sz w:val="24"/>
+          <w:sz-cs w:val="24"/>
+        </w:rPr>
+        <w:t xml:space="preserve">- `/audit-ia-gratuit`</w:t>
+      </w:r>
+    </w:p>
+    <w:p>
+      <w:pPr/>
+      <w:r>
+        <w:rPr>
+          <w:rFonts w:ascii="Helvetica Light" w:hAnsi="Helvetica Light" w:cs="Helvetica Light"/>
+          <w:sz w:val="24"/>
+          <w:sz-cs w:val="24"/>
+        </w:rPr>
+        <w:t xml:space="preserve"/>
+      </w:r>
+    </w:p>
+    <w:p>
+      <w:pPr/>
+      <w:r>
+        <w:rPr>
+          <w:rFonts w:ascii="Helvetica Light" w:hAnsi="Helvetica Light" w:cs="Helvetica Light"/>
+          <w:sz w:val="24"/>
+          <w:sz-cs w:val="24"/>
+        </w:rPr>
+        <w:t xml:space="preserve">Si l'un de ces liens affiche un écran "mise à jour du site en cours", il faut considérer cela comme un incident visible côté business.</w:t>
+      </w:r>
+    </w:p>
+    <w:p>
+      <w:pPr/>
+      <w:r>
+        <w:rPr>
+          <w:rFonts w:ascii="Helvetica Light" w:hAnsi="Helvetica Light" w:cs="Helvetica Light"/>
+          <w:sz w:val="24"/>
+          <w:sz-cs w:val="24"/>
+        </w:rPr>
+        <w:t xml:space="preserve"/>
+      </w:r>
+    </w:p>
+    <w:p>
+      <w:pPr/>
+      <w:r>
+        <w:rPr>
+          <w:rFonts w:ascii="Helvetica Light" w:hAnsi="Helvetica Light" w:cs="Helvetica Light"/>
+          <w:sz w:val="24"/>
+          <w:sz-cs w:val="24"/>
+        </w:rPr>
         <w:t xml:space="preserve">## 12. Principes pour le futur assistant IA / chatbot</w:t>
       </w:r>
     </w:p>
@@ -4202,6 +5005,17 @@
           <w:sz-cs w:val="24"/>
         </w:rPr>
         <w:t xml:space="preserve">- les emails automatiques suivent une logique de salutation horaire cohérente</w:t>
+      </w:r>
+    </w:p>
+    <w:p>
+      <w:pPr/>
+      <w:r>
+        <w:rPr>
+          <w:rFonts w:ascii="Helvetica Light" w:hAnsi="Helvetica Light" w:cs="Helvetica Light"/>
+          <w:sz w:val="24"/>
+          <w:sz-cs w:val="24"/>
+        </w:rPr>
+        <w:t xml:space="preserve">- les parcours catalogue, contact, inscription et partenaires sont davantage différenciés pour éviter les réponses floues</w:t>
       </w:r>
     </w:p>
     <w:p>
